--- a/.SYSTEMX/KIT/Production/Standard Document Set/DOCX/01_Executive_Brief_Template.docx
+++ b/.SYSTEMX/KIT/Production/Standard Document Set/DOCX/01_Executive_Brief_Template.docx
@@ -120,7 +120,7 @@
               <w:rPr>
                 <w:sz w:val="17"/>
               </w:rPr>
-              <w:t>Wayne Tech Lab LLC.</w:t>
+              <w:t>[[COMPANY NAME]]</w:t>
             </w:r>
           </w:p>
         </w:tc>
@@ -632,7 +632,7 @@
         <w:color w:val="5B6573"/>
         <w:sz w:val="15"/>
       </w:rPr>
-      <w:t>Wayne Tech Lab LLC. | www.WayneTechLab.com | Lucas@WayneTechLab.com | Salem, Oregon</w:t>
+      <w:t>[[COMPANY NAME]] | example.com | [[CONTACT EMAIL]] | [[CITY, REGION]]</w:t>
     </w:r>
   </w:p>
   <w:p>
@@ -741,7 +741,7 @@
               <w:color w:val="01214A"/>
               <w:sz w:val="21"/>
             </w:rPr>
-            <w:t>WAYNE TECH LAB LLC.</w:t>
+            <w:t>[[COMPANY NAME]]</w:t>
           </w:r>
           <w:r>
             <w:rPr>
